--- a/README_howto_directions.docx
+++ b/README_howto_directions.docx
@@ -4,10 +4,45 @@
   <w:body>
     <w:p>
       <w:r>
+        <w:t xml:space="preserve">Step-by-step directions to </w:t>
+      </w:r>
+      <w:r>
+        <w:t>prepare conda env</w:t>
+      </w:r>
+      <w:r>
+        <w:t xml:space="preserve">, </w:t>
+      </w:r>
+      <w:r>
+        <w:t xml:space="preserve">by </w:t>
+      </w:r>
+      <w:r>
+        <w:t>LRW on Kyle machine and my laptop</w:t>
+      </w:r>
+    </w:p>
+    <w:p>
+      <w:pPr>
+        <w:pStyle w:val="ListParagraph"/>
+        <w:numPr>
+          <w:ilvl w:val="0"/>
+          <w:numId w:val="3"/>
+        </w:numPr>
+      </w:pPr>
+      <w:r>
+        <w:t>ss</w:t>
+      </w:r>
+    </w:p>
+    <w:p>
+      <w:r>
         <w:t>Step-by-step directions to produce NDVI data for WWMD</w:t>
       </w:r>
       <w:r>
-        <w:t xml:space="preserve"> for me, LRW on Kyle machine and my laptop</w:t>
+        <w:t xml:space="preserve"> for me, </w:t>
+      </w:r>
+      <w:r>
+        <w:t xml:space="preserve">by </w:t>
+      </w:r>
+      <w:r>
+        <w:t>LRW on Kyle machine and my laptop</w:t>
       </w:r>
     </w:p>
     <w:p>
@@ -151,6 +186,92 @@
 <file path=word/numbering.xml><?xml version="1.0" encoding="utf-8"?>
 <w:numbering xmlns:wpc="http://schemas.microsoft.com/office/word/2010/wordprocessingCanvas" xmlns:cx="http://schemas.microsoft.com/office/drawing/2014/chartex" xmlns:cx1="http://schemas.microsoft.com/office/drawing/2015/9/8/chartex" xmlns:cx2="http://schemas.microsoft.com/office/drawing/2015/10/21/chartex" xmlns:cx3="http://schemas.microsoft.com/office/drawing/2016/5/9/chartex" xmlns:cx4="http://schemas.microsoft.com/office/drawing/2016/5/10/chartex" xmlns:cx5="http://schemas.microsoft.com/office/drawing/2016/5/11/chartex" xmlns:cx6="http://schemas.microsoft.com/office/drawing/2016/5/12/chartex" xmlns:cx7="http://schemas.microsoft.com/office/drawing/2016/5/13/chartex" xmlns:cx8="http://schemas.microsoft.com/office/drawing/2016/5/14/chartex" xmlns:mc="http://schemas.openxmlformats.org/markup-compatibility/2006" xmlns:aink="http://schemas.microsoft.com/office/drawing/2016/ink" xmlns:am3d="http://schemas.microsoft.com/office/drawing/2017/model3d" xmlns:o="urn:schemas-microsoft-com:office:office" xmlns:oel="http://schemas.microsoft.com/office/2019/extlst" xmlns:r="http://schemas.openxmlformats.org/officeDocument/2006/relationships" xmlns:m="http://schemas.openxmlformats.org/officeDocument/2006/math" xmlns:v="urn:schemas-microsoft-com:vml" xmlns:wp14="http://schemas.microsoft.com/office/word/2010/wordprocessingDrawing" xmlns:wp="http://schemas.openxmlformats.org/drawingml/2006/wordprocessingDrawing" xmlns:w10="urn:schemas-microsoft-com:office:word" xmlns:w="http://schemas.openxmlformats.org/wordprocessingml/2006/main" xmlns:w14="http://schemas.microsoft.com/office/word/2010/wordml" xmlns:w15="http://schemas.microsoft.com/office/word/2012/wordml" xmlns:w16cex="http://schemas.microsoft.com/office/word/2018/wordml/cex" xmlns:w16cid="http://schemas.microsoft.com/office/word/2016/wordml/cid" xmlns:w16="http://schemas.microsoft.com/office/word/2018/wordml" xmlns:w16du="http://schemas.microsoft.com/office/word/2023/wordml/word16du" xmlns:w16sdtdh="http://schemas.microsoft.com/office/word/2020/wordml/sdtdatahash" xmlns:w16sdtfl="http://schemas.microsoft.com/office/word/2024/wordml/sdtformatlock" xmlns:w16se="http://schemas.microsoft.com/office/word/2015/wordml/symex" xmlns:wpg="http://schemas.microsoft.com/office/word/2010/wordprocessingGroup" xmlns:wpi="http://schemas.microsoft.com/office/word/2010/wordprocessingInk" xmlns:wne="http://schemas.microsoft.com/office/word/2006/wordml" xmlns:wps="http://schemas.microsoft.com/office/word/2010/wordprocessingShape" mc:Ignorable="w14 w15 w16se w16cid w16 w16cex w16sdtdh w16sdtfl w16du wp14">
   <w:abstractNum w:abstractNumId="0" w15:restartNumberingAfterBreak="0">
+    <w:nsid w:val="47F8407E"/>
+    <w:multiLevelType w:val="hybridMultilevel"/>
+    <w:tmpl w:val="BFA48E0C"/>
+    <w:lvl w:ilvl="0" w:tplc="0409000F">
+      <w:start w:val="1"/>
+      <w:numFmt w:val="decimal"/>
+      <w:lvlText w:val="%1."/>
+      <w:lvlJc w:val="left"/>
+      <w:pPr>
+        <w:ind w:left="720" w:hanging="360"/>
+      </w:pPr>
+    </w:lvl>
+    <w:lvl w:ilvl="1" w:tplc="04090019" w:tentative="1">
+      <w:start w:val="1"/>
+      <w:numFmt w:val="lowerLetter"/>
+      <w:lvlText w:val="%2."/>
+      <w:lvlJc w:val="left"/>
+      <w:pPr>
+        <w:ind w:left="1440" w:hanging="360"/>
+      </w:pPr>
+    </w:lvl>
+    <w:lvl w:ilvl="2" w:tplc="0409001B" w:tentative="1">
+      <w:start w:val="1"/>
+      <w:numFmt w:val="lowerRoman"/>
+      <w:lvlText w:val="%3."/>
+      <w:lvlJc w:val="right"/>
+      <w:pPr>
+        <w:ind w:left="2160" w:hanging="180"/>
+      </w:pPr>
+    </w:lvl>
+    <w:lvl w:ilvl="3" w:tplc="0409000F" w:tentative="1">
+      <w:start w:val="1"/>
+      <w:numFmt w:val="decimal"/>
+      <w:lvlText w:val="%4."/>
+      <w:lvlJc w:val="left"/>
+      <w:pPr>
+        <w:ind w:left="2880" w:hanging="360"/>
+      </w:pPr>
+    </w:lvl>
+    <w:lvl w:ilvl="4" w:tplc="04090019" w:tentative="1">
+      <w:start w:val="1"/>
+      <w:numFmt w:val="lowerLetter"/>
+      <w:lvlText w:val="%5."/>
+      <w:lvlJc w:val="left"/>
+      <w:pPr>
+        <w:ind w:left="3600" w:hanging="360"/>
+      </w:pPr>
+    </w:lvl>
+    <w:lvl w:ilvl="5" w:tplc="0409001B" w:tentative="1">
+      <w:start w:val="1"/>
+      <w:numFmt w:val="lowerRoman"/>
+      <w:lvlText w:val="%6."/>
+      <w:lvlJc w:val="right"/>
+      <w:pPr>
+        <w:ind w:left="4320" w:hanging="180"/>
+      </w:pPr>
+    </w:lvl>
+    <w:lvl w:ilvl="6" w:tplc="0409000F" w:tentative="1">
+      <w:start w:val="1"/>
+      <w:numFmt w:val="decimal"/>
+      <w:lvlText w:val="%7."/>
+      <w:lvlJc w:val="left"/>
+      <w:pPr>
+        <w:ind w:left="5040" w:hanging="360"/>
+      </w:pPr>
+    </w:lvl>
+    <w:lvl w:ilvl="7" w:tplc="04090019" w:tentative="1">
+      <w:start w:val="1"/>
+      <w:numFmt w:val="lowerLetter"/>
+      <w:lvlText w:val="%8."/>
+      <w:lvlJc w:val="left"/>
+      <w:pPr>
+        <w:ind w:left="5760" w:hanging="360"/>
+      </w:pPr>
+    </w:lvl>
+    <w:lvl w:ilvl="8" w:tplc="0409001B" w:tentative="1">
+      <w:start w:val="1"/>
+      <w:numFmt w:val="lowerRoman"/>
+      <w:lvlText w:val="%9."/>
+      <w:lvlJc w:val="right"/>
+      <w:pPr>
+        <w:ind w:left="6480" w:hanging="180"/>
+      </w:pPr>
+    </w:lvl>
+  </w:abstractNum>
+  <w:abstractNum w:abstractNumId="1" w15:restartNumberingAfterBreak="0">
     <w:nsid w:val="636D29A5"/>
     <w:multiLevelType w:val="hybridMultilevel"/>
     <w:tmpl w:val="A58ED2F0"/>
@@ -236,7 +357,99 @@
       </w:pPr>
     </w:lvl>
   </w:abstractNum>
+  <w:abstractNum w:abstractNumId="2" w15:restartNumberingAfterBreak="0">
+    <w:nsid w:val="696D3A02"/>
+    <w:multiLevelType w:val="hybridMultilevel"/>
+    <w:tmpl w:val="331E6B74"/>
+    <w:lvl w:ilvl="0" w:tplc="0409000F">
+      <w:start w:val="1"/>
+      <w:numFmt w:val="decimal"/>
+      <w:lvlText w:val="%1."/>
+      <w:lvlJc w:val="left"/>
+      <w:pPr>
+        <w:ind w:left="720" w:hanging="360"/>
+      </w:pPr>
+    </w:lvl>
+    <w:lvl w:ilvl="1" w:tplc="04090019" w:tentative="1">
+      <w:start w:val="1"/>
+      <w:numFmt w:val="lowerLetter"/>
+      <w:lvlText w:val="%2."/>
+      <w:lvlJc w:val="left"/>
+      <w:pPr>
+        <w:ind w:left="1440" w:hanging="360"/>
+      </w:pPr>
+    </w:lvl>
+    <w:lvl w:ilvl="2" w:tplc="0409001B" w:tentative="1">
+      <w:start w:val="1"/>
+      <w:numFmt w:val="lowerRoman"/>
+      <w:lvlText w:val="%3."/>
+      <w:lvlJc w:val="right"/>
+      <w:pPr>
+        <w:ind w:left="2160" w:hanging="180"/>
+      </w:pPr>
+    </w:lvl>
+    <w:lvl w:ilvl="3" w:tplc="0409000F" w:tentative="1">
+      <w:start w:val="1"/>
+      <w:numFmt w:val="decimal"/>
+      <w:lvlText w:val="%4."/>
+      <w:lvlJc w:val="left"/>
+      <w:pPr>
+        <w:ind w:left="2880" w:hanging="360"/>
+      </w:pPr>
+    </w:lvl>
+    <w:lvl w:ilvl="4" w:tplc="04090019" w:tentative="1">
+      <w:start w:val="1"/>
+      <w:numFmt w:val="lowerLetter"/>
+      <w:lvlText w:val="%5."/>
+      <w:lvlJc w:val="left"/>
+      <w:pPr>
+        <w:ind w:left="3600" w:hanging="360"/>
+      </w:pPr>
+    </w:lvl>
+    <w:lvl w:ilvl="5" w:tplc="0409001B" w:tentative="1">
+      <w:start w:val="1"/>
+      <w:numFmt w:val="lowerRoman"/>
+      <w:lvlText w:val="%6."/>
+      <w:lvlJc w:val="right"/>
+      <w:pPr>
+        <w:ind w:left="4320" w:hanging="180"/>
+      </w:pPr>
+    </w:lvl>
+    <w:lvl w:ilvl="6" w:tplc="0409000F" w:tentative="1">
+      <w:start w:val="1"/>
+      <w:numFmt w:val="decimal"/>
+      <w:lvlText w:val="%7."/>
+      <w:lvlJc w:val="left"/>
+      <w:pPr>
+        <w:ind w:left="5040" w:hanging="360"/>
+      </w:pPr>
+    </w:lvl>
+    <w:lvl w:ilvl="7" w:tplc="04090019" w:tentative="1">
+      <w:start w:val="1"/>
+      <w:numFmt w:val="lowerLetter"/>
+      <w:lvlText w:val="%8."/>
+      <w:lvlJc w:val="left"/>
+      <w:pPr>
+        <w:ind w:left="5760" w:hanging="360"/>
+      </w:pPr>
+    </w:lvl>
+    <w:lvl w:ilvl="8" w:tplc="0409001B" w:tentative="1">
+      <w:start w:val="1"/>
+      <w:numFmt w:val="lowerRoman"/>
+      <w:lvlText w:val="%9."/>
+      <w:lvlJc w:val="right"/>
+      <w:pPr>
+        <w:ind w:left="6480" w:hanging="180"/>
+      </w:pPr>
+    </w:lvl>
+  </w:abstractNum>
   <w:num w:numId="1" w16cid:durableId="1022711095">
+    <w:abstractNumId w:val="1"/>
+  </w:num>
+  <w:num w:numId="2" w16cid:durableId="1862893265">
+    <w:abstractNumId w:val="2"/>
+  </w:num>
+  <w:num w:numId="3" w16cid:durableId="1553152085">
     <w:abstractNumId w:val="0"/>
   </w:num>
 </w:numbering>

--- a/README_howto_directions.docx
+++ b/README_howto_directions.docx
@@ -7,7 +7,15 @@
         <w:t xml:space="preserve">Step-by-step directions to </w:t>
       </w:r>
       <w:r>
-        <w:t>prepare conda env</w:t>
+        <w:t xml:space="preserve">prepare </w:t>
+      </w:r>
+      <w:proofErr w:type="spellStart"/>
+      <w:r>
+        <w:t>conda</w:t>
+      </w:r>
+      <w:proofErr w:type="spellEnd"/>
+      <w:r>
+        <w:t xml:space="preserve"> env</w:t>
       </w:r>
       <w:r>
         <w:t xml:space="preserve">, </w:t>
@@ -28,8 +36,428 @@
         </w:numPr>
       </w:pPr>
       <w:r>
-        <w:t>ss</w:t>
-      </w:r>
+        <w:t>Open Anaconda Prompt from Windows search bar</w:t>
+      </w:r>
+    </w:p>
+    <w:p>
+      <w:pPr>
+        <w:pStyle w:val="ListParagraph"/>
+        <w:numPr>
+          <w:ilvl w:val="0"/>
+          <w:numId w:val="3"/>
+        </w:numPr>
+      </w:pPr>
+      <w:r>
+        <w:t>Paste</w:t>
+      </w:r>
+      <w:r>
+        <w:t xml:space="preserve"> ONE AT A TIME</w:t>
+      </w:r>
+      <w:r>
+        <w:t xml:space="preserve">: </w:t>
+      </w:r>
+    </w:p>
+    <w:p>
+      <w:pPr>
+        <w:pStyle w:val="ListParagraph"/>
+        <w:ind w:left="1440"/>
+      </w:pPr>
+      <w:proofErr w:type="spellStart"/>
+      <w:r>
+        <w:t>conda</w:t>
+      </w:r>
+      <w:proofErr w:type="spellEnd"/>
+      <w:r>
+        <w:t xml:space="preserve"> create -n modis312 -c </w:t>
+      </w:r>
+      <w:proofErr w:type="spellStart"/>
+      <w:r>
+        <w:t>conda</w:t>
+      </w:r>
+      <w:proofErr w:type="spellEnd"/>
+      <w:r>
+        <w:t>-forge python=3.12</w:t>
+      </w:r>
+    </w:p>
+    <w:p>
+      <w:pPr>
+        <w:pStyle w:val="ListParagraph"/>
+        <w:ind w:left="1440"/>
+      </w:pPr>
+      <w:proofErr w:type="spellStart"/>
+      <w:r>
+        <w:t>conda</w:t>
+      </w:r>
+      <w:proofErr w:type="spellEnd"/>
+      <w:r>
+        <w:t xml:space="preserve"> activate modis312</w:t>
+      </w:r>
+    </w:p>
+    <w:p>
+      <w:pPr>
+        <w:pStyle w:val="ListParagraph"/>
+        <w:ind w:left="1440"/>
+      </w:pPr>
+      <w:proofErr w:type="spellStart"/>
+      <w:r>
+        <w:t>conda</w:t>
+      </w:r>
+      <w:proofErr w:type="spellEnd"/>
+      <w:r>
+        <w:t xml:space="preserve"> install -c </w:t>
+      </w:r>
+      <w:proofErr w:type="spellStart"/>
+      <w:r>
+        <w:t>conda</w:t>
+      </w:r>
+      <w:proofErr w:type="spellEnd"/>
+      <w:r>
+        <w:t xml:space="preserve">-forge </w:t>
+      </w:r>
+      <w:proofErr w:type="spellStart"/>
+      <w:r>
+        <w:t>earthengine-api</w:t>
+      </w:r>
+      <w:proofErr w:type="spellEnd"/>
+      <w:r>
+        <w:t xml:space="preserve"> matplotlib </w:t>
+      </w:r>
+      <w:proofErr w:type="spellStart"/>
+      <w:r>
+        <w:t>geopandas</w:t>
+      </w:r>
+      <w:proofErr w:type="spellEnd"/>
+      <w:r>
+        <w:t xml:space="preserve"> shapely pandas</w:t>
+      </w:r>
+    </w:p>
+    <w:p>
+      <w:pPr>
+        <w:pStyle w:val="ListParagraph"/>
+        <w:ind w:left="1440"/>
+      </w:pPr>
+      <w:r>
+        <w:t xml:space="preserve">python -m pip install </w:t>
+      </w:r>
+      <w:proofErr w:type="spellStart"/>
+      <w:r>
+        <w:t>geemap</w:t>
+      </w:r>
+      <w:proofErr w:type="spellEnd"/>
+      <w:r>
+        <w:t>*</w:t>
+      </w:r>
+      <w:proofErr w:type="gramStart"/>
+      <w:r>
+        <w:t>++++++</w:t>
+      </w:r>
+      <w:r>
+        <w:t xml:space="preserve"> and any other packages </w:t>
+      </w:r>
+      <w:proofErr w:type="gramEnd"/>
+      <w:r>
+        <w:t>++++++</w:t>
+      </w:r>
+      <w:r>
+        <w:t>*</w:t>
+      </w:r>
+    </w:p>
+    <w:p>
+      <w:pPr>
+        <w:pStyle w:val="ListParagraph"/>
+        <w:numPr>
+          <w:ilvl w:val="0"/>
+          <w:numId w:val="3"/>
+        </w:numPr>
+      </w:pPr>
+      <w:r>
+        <w:t xml:space="preserve">Follow prompts </w:t>
+      </w:r>
+    </w:p>
+    <w:p>
+      <w:pPr>
+        <w:pStyle w:val="ListParagraph"/>
+        <w:numPr>
+          <w:ilvl w:val="0"/>
+          <w:numId w:val="3"/>
+        </w:numPr>
+      </w:pPr>
+      <w:r>
+        <w:t xml:space="preserve">Choose </w:t>
+      </w:r>
+      <w:proofErr w:type="spellStart"/>
+      <w:r>
+        <w:t>modis</w:t>
+      </w:r>
+      <w:proofErr w:type="spellEnd"/>
+      <w:proofErr w:type="gramStart"/>
+      <w:r>
+        <w:t>:  $</w:t>
+      </w:r>
+      <w:proofErr w:type="gramEnd"/>
+      <w:r>
+        <w:t xml:space="preserve"> </w:t>
+      </w:r>
+      <w:proofErr w:type="spellStart"/>
+      <w:r>
+        <w:t>conda</w:t>
+      </w:r>
+      <w:proofErr w:type="spellEnd"/>
+      <w:r>
+        <w:t xml:space="preserve"> activate modis</w:t>
+      </w:r>
+      <w:r>
+        <w:t>312</w:t>
+      </w:r>
+    </w:p>
+    <w:p>
+      <w:pPr>
+        <w:pStyle w:val="ListParagraph"/>
+        <w:numPr>
+          <w:ilvl w:val="0"/>
+          <w:numId w:val="3"/>
+        </w:numPr>
+      </w:pPr>
+      <w:r>
+        <w:t xml:space="preserve">Follow prompts </w:t>
+      </w:r>
+    </w:p>
+    <w:p>
+      <w:pPr>
+        <w:pStyle w:val="ListParagraph"/>
+        <w:numPr>
+          <w:ilvl w:val="0"/>
+          <w:numId w:val="3"/>
+        </w:numPr>
+      </w:pPr>
+      <w:r>
+        <w:t>Close and open Anaconda prompt</w:t>
+      </w:r>
+    </w:p>
+    <w:p>
+      <w:pPr>
+        <w:pStyle w:val="ListParagraph"/>
+        <w:numPr>
+          <w:ilvl w:val="0"/>
+          <w:numId w:val="3"/>
+        </w:numPr>
+      </w:pPr>
+      <w:r>
+        <w:t xml:space="preserve">Type </w:t>
+      </w:r>
+      <w:proofErr w:type="spellStart"/>
+      <w:r>
+        <w:t>conda</w:t>
+      </w:r>
+      <w:proofErr w:type="spellEnd"/>
+      <w:r>
+        <w:t xml:space="preserve"> activate </w:t>
+      </w:r>
+      <w:proofErr w:type="spellStart"/>
+      <w:r>
+        <w:t>modis</w:t>
+      </w:r>
+      <w:proofErr w:type="spellEnd"/>
+      <w:r>
+        <w:t xml:space="preserve"> AND THEN </w:t>
+      </w:r>
+      <w:r>
+        <w:t>python -c "import ee, geemap, matplotlib, geopandas, shapely, pandas; </w:t>
+      </w:r>
+      <w:proofErr w:type="gramStart"/>
+      <w:r>
+        <w:t>print(</w:t>
+      </w:r>
+      <w:proofErr w:type="gramEnd"/>
+      <w:r>
+        <w:t>'Imports successful')"</w:t>
+      </w:r>
+    </w:p>
+    <w:p>
+      <w:pPr>
+        <w:pStyle w:val="ListParagraph"/>
+        <w:numPr>
+          <w:ilvl w:val="0"/>
+          <w:numId w:val="3"/>
+        </w:numPr>
+      </w:pPr>
+      <w:r>
+        <w:t>Open VS code editor</w:t>
+      </w:r>
+    </w:p>
+    <w:p>
+      <w:pPr>
+        <w:pStyle w:val="ListParagraph"/>
+        <w:numPr>
+          <w:ilvl w:val="0"/>
+          <w:numId w:val="3"/>
+        </w:numPr>
+      </w:pPr>
+      <w:r>
+        <w:t>In the notebook, select the modis</w:t>
+      </w:r>
+      <w:r>
+        <w:t>312</w:t>
+      </w:r>
+      <w:r>
+        <w:t xml:space="preserve"> kernel from the kernel picker near the top right.</w:t>
+      </w:r>
+      <w:r>
+        <w:t xml:space="preserve"> Choose Select another kernel &gt; Python environments.</w:t>
+      </w:r>
+    </w:p>
+    <w:p>
+      <w:pPr>
+        <w:pStyle w:val="ListParagraph"/>
+        <w:numPr>
+          <w:ilvl w:val="0"/>
+          <w:numId w:val="3"/>
+        </w:numPr>
+      </w:pPr>
+      <w:r>
+        <w:t>Run the import cell again. If the notebook was already open during installation, restart its kernel first.</w:t>
+      </w:r>
+    </w:p>
+    <w:p>
+      <w:pPr>
+        <w:pStyle w:val="ListParagraph"/>
+        <w:numPr>
+          <w:ilvl w:val="0"/>
+          <w:numId w:val="3"/>
+        </w:numPr>
+      </w:pPr>
+      <w:r>
+        <w:t>The notebook also uses Google Earth Engine. After selecting the correct kernel, you may need to run </w:t>
+      </w:r>
+      <w:proofErr w:type="spellStart"/>
+      <w:proofErr w:type="gramStart"/>
+      <w:r>
+        <w:t>ee.Authenticate</w:t>
+      </w:r>
+      <w:proofErr w:type="spellEnd"/>
+      <w:proofErr w:type="gramEnd"/>
+      <w:r>
+        <w:t>() </w:t>
+      </w:r>
+      <w:r>
+        <w:rPr>
+          <w:b/>
+          <w:bCs/>
+        </w:rPr>
+        <w:t>once</w:t>
+      </w:r>
+      <w:r>
+        <w:t xml:space="preserve"> and complete the browser sign-in. </w:t>
+      </w:r>
+    </w:p>
+    <w:p>
+      <w:pPr>
+        <w:pStyle w:val="ListParagraph"/>
+        <w:numPr>
+          <w:ilvl w:val="1"/>
+          <w:numId w:val="3"/>
+        </w:numPr>
+      </w:pPr>
+      <w:r>
+        <w:t xml:space="preserve">Uncomment </w:t>
+      </w:r>
+      <w:proofErr w:type="spellStart"/>
+      <w:proofErr w:type="gramStart"/>
+      <w:r>
+        <w:t>ee.Authenticate</w:t>
+      </w:r>
+      <w:proofErr w:type="spellEnd"/>
+      <w:proofErr w:type="gramEnd"/>
+      <w:r>
+        <w:t xml:space="preserve">() and log in as </w:t>
+      </w:r>
+      <w:proofErr w:type="spellStart"/>
+      <w:r>
+        <w:t>uwyo</w:t>
+      </w:r>
+      <w:proofErr w:type="spellEnd"/>
+      <w:r>
+        <w:t xml:space="preserve"> account</w:t>
+      </w:r>
+    </w:p>
+    <w:p>
+      <w:pPr>
+        <w:pStyle w:val="ListParagraph"/>
+        <w:numPr>
+          <w:ilvl w:val="1"/>
+          <w:numId w:val="3"/>
+        </w:numPr>
+      </w:pPr>
+      <w:r>
+        <w:t>Follow prompts</w:t>
+      </w:r>
+    </w:p>
+    <w:p>
+      <w:pPr>
+        <w:pStyle w:val="ListParagraph"/>
+        <w:numPr>
+          <w:ilvl w:val="1"/>
+          <w:numId w:val="3"/>
+        </w:numPr>
+      </w:pPr>
+      <w:r>
+        <w:t xml:space="preserve">Copy the authentication code (ex </w:t>
+      </w:r>
+      <w:r>
+        <w:t>4/1AXlqoi7ZYGrjOXv6Ocj2TKiWxPVD9HmQA9H5MFZacio-OVaCdEh_y0j6750</w:t>
+      </w:r>
+      <w:r>
+        <w:t xml:space="preserve">) </w:t>
+      </w:r>
+    </w:p>
+    <w:p>
+      <w:pPr>
+        <w:pStyle w:val="ListParagraph"/>
+        <w:numPr>
+          <w:ilvl w:val="1"/>
+          <w:numId w:val="3"/>
+        </w:numPr>
+      </w:pPr>
+      <w:r>
+        <w:t>Paste it in the VS code at the top dialogue box</w:t>
+      </w:r>
+    </w:p>
+    <w:p>
+      <w:pPr>
+        <w:pStyle w:val="ListParagraph"/>
+        <w:numPr>
+          <w:ilvl w:val="0"/>
+          <w:numId w:val="3"/>
+        </w:numPr>
+      </w:pPr>
+      <w:r>
+        <w:t>Then run </w:t>
+      </w:r>
+      <w:proofErr w:type="spellStart"/>
+      <w:proofErr w:type="gramStart"/>
+      <w:r>
+        <w:t>ee.Initialize</w:t>
+      </w:r>
+      <w:proofErr w:type="spellEnd"/>
+      <w:proofErr w:type="gramEnd"/>
+      <w:r>
+        <w:t>(project="</w:t>
+      </w:r>
+      <w:proofErr w:type="spellStart"/>
+      <w:r>
+        <w:t>westwidemuledeer</w:t>
+      </w:r>
+      <w:proofErr w:type="spellEnd"/>
+      <w:r>
+        <w:t>"). Earth Engine access must be enabled for that Google account and project.</w:t>
+      </w:r>
+    </w:p>
+    <w:p/>
+    <w:p>
+      <w:pPr>
+        <w:pStyle w:val="ListParagraph"/>
+        <w:ind w:left="360"/>
+      </w:pPr>
     </w:p>
     <w:p>
       <w:r>
@@ -57,7 +485,15 @@
         <w:t xml:space="preserve">Open </w:t>
       </w:r>
       <w:r>
-        <w:t>\DroughtSurfing\1_RemoteSensingProcessing_PythonGEE</w:t>
+        <w:t>\</w:t>
+      </w:r>
+      <w:proofErr w:type="spellStart"/>
+      <w:r>
+        <w:t>DroughtSurfing</w:t>
+      </w:r>
+      <w:proofErr w:type="spellEnd"/>
+      <w:r>
+        <w:t>\1_RemoteSensingProcessing_PythonGEE</w:t>
       </w:r>
       <w:r>
         <w:t>.ipynb</w:t>
@@ -78,11 +514,33 @@
         <w:t xml:space="preserve">If you haven’t already, clone from </w:t>
       </w:r>
       <w:hyperlink r:id="rId5" w:history="1">
+        <w:proofErr w:type="spellStart"/>
         <w:r>
           <w:rPr>
             <w:rStyle w:val="Hyperlink"/>
           </w:rPr>
-          <w:t xml:space="preserve">tlasharr github </w:t>
+          <w:t>tlasharr</w:t>
+        </w:r>
+        <w:proofErr w:type="spellEnd"/>
+        <w:r>
+          <w:rPr>
+            <w:rStyle w:val="Hyperlink"/>
+          </w:rPr>
+          <w:t xml:space="preserve"> </w:t>
+        </w:r>
+        <w:proofErr w:type="spellStart"/>
+        <w:r>
+          <w:rPr>
+            <w:rStyle w:val="Hyperlink"/>
+          </w:rPr>
+          <w:t>github</w:t>
+        </w:r>
+        <w:proofErr w:type="spellEnd"/>
+        <w:r>
+          <w:rPr>
+            <w:rStyle w:val="Hyperlink"/>
+          </w:rPr>
+          <w:t xml:space="preserve"> </w:t>
         </w:r>
       </w:hyperlink>
     </w:p>
@@ -107,8 +565,13 @@
         </w:numPr>
       </w:pPr>
       <w:r>
-        <w:t>For me (LRW), keep using your branch and local file in Documents/Github</w:t>
-      </w:r>
+        <w:t>For me (LRW), keep using your branch and local file in Documents/</w:t>
+      </w:r>
+      <w:proofErr w:type="spellStart"/>
+      <w:r>
+        <w:t>Github</w:t>
+      </w:r>
+      <w:proofErr w:type="spellEnd"/>
     </w:p>
     <w:p>
       <w:pPr>
@@ -131,13 +594,45 @@
         </w:numPr>
       </w:pPr>
       <w:r>
-        <w:t>These will write to the specified location in My Drive, but that chokes most storage capabilities. So, you will want to pull them onto a local C drive. You can cut and paste the set of 9 for each year at a time, or reactivate the task scheduler task written last time (“</w:t>
+        <w:t xml:space="preserve">These will write to the specified location in My Drive, but that chokes most storage capabilities. So, you will want to pull them onto a local C drive. You can cut and paste the set of 9 for each year at a </w:t>
+      </w:r>
+      <w:proofErr w:type="gramStart"/>
+      <w:r>
+        <w:t>time, or</w:t>
+      </w:r>
+      <w:proofErr w:type="gramEnd"/>
+      <w:r>
+        <w:t xml:space="preserve"> reactivate the task scheduler task written last time (“</w:t>
       </w:r>
       <w:r>
         <w:t>Move NDVI tile files every 4 hours</w:t>
       </w:r>
       <w:r>
-        <w:t>” on Kyle PC). This copies from G/NDVI_export to C/Desktop/tmp ndvi/ or similar</w:t>
+        <w:t>” on Kyle PC). This copies from G/</w:t>
+      </w:r>
+      <w:proofErr w:type="spellStart"/>
+      <w:r>
+        <w:t>NDVI_export</w:t>
+      </w:r>
+      <w:proofErr w:type="spellEnd"/>
+      <w:r>
+        <w:t xml:space="preserve"> to C/Desktop/</w:t>
+      </w:r>
+      <w:proofErr w:type="spellStart"/>
+      <w:r>
+        <w:t>tmp</w:t>
+      </w:r>
+      <w:proofErr w:type="spellEnd"/>
+      <w:r>
+        <w:t xml:space="preserve"> </w:t>
+      </w:r>
+      <w:proofErr w:type="spellStart"/>
+      <w:r>
+        <w:t>ndvi</w:t>
+      </w:r>
+      <w:proofErr w:type="spellEnd"/>
+      <w:r>
+        <w:t>/ or similar</w:t>
       </w:r>
     </w:p>
     <w:p>
@@ -155,7 +650,27 @@
         <w:t>1_MergeTilesExportedFromGEE</w:t>
       </w:r>
       <w:r>
-        <w:t>.R which runs in parallel. Ensure that it has the right paths. This will write four of the tifs at a time to a local drive. You will then be able to copy them piecemeal (no more than 2 in a cut, so that it runs parallel). The R code is also running parallel, over 4 cores. This works and doesn’t crush CPU or RAM</w:t>
+        <w:t xml:space="preserve">.R which runs in parallel. Ensure that it has the right paths. This will write four of the </w:t>
+      </w:r>
+      <w:proofErr w:type="spellStart"/>
+      <w:r>
+        <w:t>tifs</w:t>
+      </w:r>
+      <w:proofErr w:type="spellEnd"/>
+      <w:r>
+        <w:t xml:space="preserve"> at a time to a local drive. You will then be </w:t>
+      </w:r>
+      <w:r>
+        <w:lastRenderedPageBreak/>
+        <w:t xml:space="preserve">able to copy them piecemeal (no more than 2 in a cut, so that it runs parallel). The R </w:t>
+      </w:r>
+      <w:proofErr w:type="gramStart"/>
+      <w:r>
+        <w:t>code is</w:t>
+      </w:r>
+      <w:proofErr w:type="gramEnd"/>
+      <w:r>
+        <w:t xml:space="preserve"> also running parallel, over 4 cores. This works and doesn’t crush CPU or RAM</w:t>
       </w:r>
     </w:p>
     <w:p>
@@ -171,6 +686,194 @@
       </w:r>
       <w:r>
         <w:t>o Be continued…</w:t>
+      </w:r>
+    </w:p>
+    <w:p/>
+    <w:p>
+      <w:r>
+        <w:t>Updating Python</w:t>
+      </w:r>
+    </w:p>
+    <w:p>
+      <w:pPr>
+        <w:pStyle w:val="ListParagraph"/>
+        <w:numPr>
+          <w:ilvl w:val="0"/>
+          <w:numId w:val="8"/>
+        </w:numPr>
+      </w:pPr>
+      <w:r>
+        <w:t>If you created the `</w:t>
+      </w:r>
+      <w:proofErr w:type="spellStart"/>
+      <w:r>
+        <w:t>modis`</w:t>
+      </w:r>
+      <w:proofErr w:type="spellEnd"/>
+      <w:r>
+        <w:t xml:space="preserve"> environment from the earlier steps, update Python **inside that environment** using **Anaconda </w:t>
+      </w:r>
+      <w:proofErr w:type="gramStart"/>
+      <w:r>
+        <w:t>Prompt**</w:t>
+      </w:r>
+      <w:proofErr w:type="gramEnd"/>
+      <w:r>
+        <w:t>:</w:t>
+      </w:r>
+    </w:p>
+    <w:p>
+      <w:pPr>
+        <w:pStyle w:val="ListParagraph"/>
+        <w:numPr>
+          <w:ilvl w:val="0"/>
+          <w:numId w:val="8"/>
+        </w:numPr>
+      </w:pPr>
+      <w:r>
+        <w:t xml:space="preserve">ONE AT A TIME </w:t>
+      </w:r>
+      <w:r>
+        <w:br/>
+      </w:r>
+      <w:proofErr w:type="spellStart"/>
+      <w:r>
+        <w:t>conda</w:t>
+      </w:r>
+      <w:proofErr w:type="spellEnd"/>
+      <w:r>
+        <w:t xml:space="preserve"> activate </w:t>
+      </w:r>
+      <w:proofErr w:type="spellStart"/>
+      <w:r>
+        <w:t>modis</w:t>
+      </w:r>
+      <w:proofErr w:type="spellEnd"/>
+    </w:p>
+    <w:p>
+      <w:pPr>
+        <w:pStyle w:val="ListParagraph"/>
+      </w:pPr>
+      <w:r>
+        <w:t>python --version</w:t>
+      </w:r>
+    </w:p>
+    <w:p>
+      <w:pPr>
+        <w:pStyle w:val="ListParagraph"/>
+      </w:pPr>
+      <w:proofErr w:type="spellStart"/>
+      <w:r>
+        <w:t>conda</w:t>
+      </w:r>
+      <w:proofErr w:type="spellEnd"/>
+      <w:r>
+        <w:t xml:space="preserve"> update python</w:t>
+      </w:r>
+    </w:p>
+    <w:p>
+      <w:pPr>
+        <w:pStyle w:val="ListParagraph"/>
+      </w:pPr>
+      <w:r>
+        <w:t>python --version</w:t>
+      </w:r>
+    </w:p>
+    <w:p>
+      <w:pPr>
+        <w:pStyle w:val="ListParagraph"/>
+      </w:pPr>
+    </w:p>
+    <w:p>
+      <w:pPr>
+        <w:pStyle w:val="ListParagraph"/>
+        <w:numPr>
+          <w:ilvl w:val="0"/>
+          <w:numId w:val="8"/>
+        </w:numPr>
+      </w:pPr>
+      <w:r>
+        <w:t>Review Conda’s proposed changes and enter `y` to confirm. `</w:t>
+      </w:r>
+      <w:proofErr w:type="spellStart"/>
+      <w:r>
+        <w:t>conda</w:t>
+      </w:r>
+      <w:proofErr w:type="spellEnd"/>
+      <w:r>
+        <w:t xml:space="preserve"> update python` installs the newest Python version that works with the packages already in that environment.</w:t>
+      </w:r>
+    </w:p>
+    <w:p>
+      <w:pPr>
+        <w:pStyle w:val="ListParagraph"/>
+      </w:pPr>
+    </w:p>
+    <w:p>
+      <w:pPr>
+        <w:pStyle w:val="ListParagraph"/>
+        <w:numPr>
+          <w:ilvl w:val="0"/>
+          <w:numId w:val="8"/>
+        </w:numPr>
+      </w:pPr>
+      <w:r>
+        <w:t>If you want to choose a specific version instead, for example Python 3.12, use:</w:t>
+      </w:r>
+    </w:p>
+    <w:p>
+      <w:pPr>
+        <w:pStyle w:val="ListParagraph"/>
+      </w:pPr>
+    </w:p>
+    <w:p>
+      <w:pPr>
+        <w:pStyle w:val="ListParagraph"/>
+        <w:numPr>
+          <w:ilvl w:val="0"/>
+          <w:numId w:val="8"/>
+        </w:numPr>
+      </w:pPr>
+      <w:proofErr w:type="spellStart"/>
+      <w:r>
+        <w:t>conda</w:t>
+      </w:r>
+      <w:proofErr w:type="spellEnd"/>
+      <w:r>
+        <w:t xml:space="preserve"> install python=3.12</w:t>
+      </w:r>
+    </w:p>
+    <w:p>
+      <w:pPr>
+        <w:pStyle w:val="ListParagraph"/>
+      </w:pPr>
+    </w:p>
+    <w:p>
+      <w:pPr>
+        <w:pStyle w:val="ListParagraph"/>
+        <w:numPr>
+          <w:ilvl w:val="0"/>
+          <w:numId w:val="8"/>
+        </w:numPr>
+      </w:pPr>
+      <w:r>
+        <w:t>Afterward, restart the notebook’s kernel in VS Code and make sure it’s still using the `</w:t>
+      </w:r>
+      <w:proofErr w:type="spellStart"/>
+      <w:r>
+        <w:t>modis`</w:t>
+      </w:r>
+      <w:proofErr w:type="spellEnd"/>
+      <w:r>
+        <w:t xml:space="preserve"> environment. To see your environments, run `</w:t>
+      </w:r>
+      <w:proofErr w:type="spellStart"/>
+      <w:r>
+        <w:t>conda</w:t>
+      </w:r>
+      <w:proofErr w:type="spellEnd"/>
+      <w:r>
+        <w:t xml:space="preserve"> env list` in Anaconda Prompt.</w:t>
       </w:r>
     </w:p>
     <w:sectPr>
@@ -186,16 +889,16 @@
 <file path=word/numbering.xml><?xml version="1.0" encoding="utf-8"?>
 <w:numbering xmlns:wpc="http://schemas.microsoft.com/office/word/2010/wordprocessingCanvas" xmlns:cx="http://schemas.microsoft.com/office/drawing/2014/chartex" xmlns:cx1="http://schemas.microsoft.com/office/drawing/2015/9/8/chartex" xmlns:cx2="http://schemas.microsoft.com/office/drawing/2015/10/21/chartex" xmlns:cx3="http://schemas.microsoft.com/office/drawing/2016/5/9/chartex" xmlns:cx4="http://schemas.microsoft.com/office/drawing/2016/5/10/chartex" xmlns:cx5="http://schemas.microsoft.com/office/drawing/2016/5/11/chartex" xmlns:cx6="http://schemas.microsoft.com/office/drawing/2016/5/12/chartex" xmlns:cx7="http://schemas.microsoft.com/office/drawing/2016/5/13/chartex" xmlns:cx8="http://schemas.microsoft.com/office/drawing/2016/5/14/chartex" xmlns:mc="http://schemas.openxmlformats.org/markup-compatibility/2006" xmlns:aink="http://schemas.microsoft.com/office/drawing/2016/ink" xmlns:am3d="http://schemas.microsoft.com/office/drawing/2017/model3d" xmlns:o="urn:schemas-microsoft-com:office:office" xmlns:oel="http://schemas.microsoft.com/office/2019/extlst" xmlns:r="http://schemas.openxmlformats.org/officeDocument/2006/relationships" xmlns:m="http://schemas.openxmlformats.org/officeDocument/2006/math" xmlns:v="urn:schemas-microsoft-com:vml" xmlns:wp14="http://schemas.microsoft.com/office/word/2010/wordprocessingDrawing" xmlns:wp="http://schemas.openxmlformats.org/drawingml/2006/wordprocessingDrawing" xmlns:w10="urn:schemas-microsoft-com:office:word" xmlns:w="http://schemas.openxmlformats.org/wordprocessingml/2006/main" xmlns:w14="http://schemas.microsoft.com/office/word/2010/wordml" xmlns:w15="http://schemas.microsoft.com/office/word/2012/wordml" xmlns:w16cex="http://schemas.microsoft.com/office/word/2018/wordml/cex" xmlns:w16cid="http://schemas.microsoft.com/office/word/2016/wordml/cid" xmlns:w16="http://schemas.microsoft.com/office/word/2018/wordml" xmlns:w16du="http://schemas.microsoft.com/office/word/2023/wordml/word16du" xmlns:w16sdtdh="http://schemas.microsoft.com/office/word/2020/wordml/sdtdatahash" xmlns:w16sdtfl="http://schemas.microsoft.com/office/word/2024/wordml/sdtformatlock" xmlns:w16se="http://schemas.microsoft.com/office/word/2015/wordml/symex" xmlns:wpg="http://schemas.microsoft.com/office/word/2010/wordprocessingGroup" xmlns:wpi="http://schemas.microsoft.com/office/word/2010/wordprocessingInk" xmlns:wne="http://schemas.microsoft.com/office/word/2006/wordml" xmlns:wps="http://schemas.microsoft.com/office/word/2010/wordprocessingShape" mc:Ignorable="w14 w15 w16se w16cid w16 w16cex w16sdtdh w16sdtfl w16du wp14">
   <w:abstractNum w:abstractNumId="0" w15:restartNumberingAfterBreak="0">
-    <w:nsid w:val="47F8407E"/>
+    <w:nsid w:val="08735E05"/>
     <w:multiLevelType w:val="hybridMultilevel"/>
-    <w:tmpl w:val="BFA48E0C"/>
+    <w:tmpl w:val="85AC87DE"/>
     <w:lvl w:ilvl="0" w:tplc="0409000F">
       <w:start w:val="1"/>
       <w:numFmt w:val="decimal"/>
       <w:lvlText w:val="%1."/>
       <w:lvlJc w:val="left"/>
       <w:pPr>
-        <w:ind w:left="720" w:hanging="360"/>
+        <w:ind w:left="2160" w:hanging="360"/>
       </w:pPr>
     </w:lvl>
     <w:lvl w:ilvl="1" w:tplc="04090019" w:tentative="1">
@@ -204,7 +907,7 @@
       <w:lvlText w:val="%2."/>
       <w:lvlJc w:val="left"/>
       <w:pPr>
-        <w:ind w:left="1440" w:hanging="360"/>
+        <w:ind w:left="2880" w:hanging="360"/>
       </w:pPr>
     </w:lvl>
     <w:lvl w:ilvl="2" w:tplc="0409001B" w:tentative="1">
@@ -213,7 +916,7 @@
       <w:lvlText w:val="%3."/>
       <w:lvlJc w:val="right"/>
       <w:pPr>
-        <w:ind w:left="2160" w:hanging="180"/>
+        <w:ind w:left="3600" w:hanging="180"/>
       </w:pPr>
     </w:lvl>
     <w:lvl w:ilvl="3" w:tplc="0409000F" w:tentative="1">
@@ -222,7 +925,7 @@
       <w:lvlText w:val="%4."/>
       <w:lvlJc w:val="left"/>
       <w:pPr>
-        <w:ind w:left="2880" w:hanging="360"/>
+        <w:ind w:left="4320" w:hanging="360"/>
       </w:pPr>
     </w:lvl>
     <w:lvl w:ilvl="4" w:tplc="04090019" w:tentative="1">
@@ -231,7 +934,7 @@
       <w:lvlText w:val="%5."/>
       <w:lvlJc w:val="left"/>
       <w:pPr>
-        <w:ind w:left="3600" w:hanging="360"/>
+        <w:ind w:left="5040" w:hanging="360"/>
       </w:pPr>
     </w:lvl>
     <w:lvl w:ilvl="5" w:tplc="0409001B" w:tentative="1">
@@ -240,7 +943,7 @@
       <w:lvlText w:val="%6."/>
       <w:lvlJc w:val="right"/>
       <w:pPr>
-        <w:ind w:left="4320" w:hanging="180"/>
+        <w:ind w:left="5760" w:hanging="180"/>
       </w:pPr>
     </w:lvl>
     <w:lvl w:ilvl="6" w:tplc="0409000F" w:tentative="1">
@@ -249,7 +952,7 @@
       <w:lvlText w:val="%7."/>
       <w:lvlJc w:val="left"/>
       <w:pPr>
-        <w:ind w:left="5040" w:hanging="360"/>
+        <w:ind w:left="6480" w:hanging="360"/>
       </w:pPr>
     </w:lvl>
     <w:lvl w:ilvl="7" w:tplc="04090019" w:tentative="1">
@@ -258,7 +961,7 @@
       <w:lvlText w:val="%8."/>
       <w:lvlJc w:val="left"/>
       <w:pPr>
-        <w:ind w:left="5760" w:hanging="360"/>
+        <w:ind w:left="7200" w:hanging="360"/>
       </w:pPr>
     </w:lvl>
     <w:lvl w:ilvl="8" w:tplc="0409001B" w:tentative="1">
@@ -267,11 +970,531 @@
       <w:lvlText w:val="%9."/>
       <w:lvlJc w:val="right"/>
       <w:pPr>
-        <w:ind w:left="6480" w:hanging="180"/>
+        <w:ind w:left="7920" w:hanging="180"/>
       </w:pPr>
     </w:lvl>
   </w:abstractNum>
   <w:abstractNum w:abstractNumId="1" w15:restartNumberingAfterBreak="0">
+    <w:nsid w:val="0A2D06ED"/>
+    <w:multiLevelType w:val="hybridMultilevel"/>
+    <w:tmpl w:val="D5C6BEBE"/>
+    <w:lvl w:ilvl="0" w:tplc="0409000F">
+      <w:start w:val="1"/>
+      <w:numFmt w:val="decimal"/>
+      <w:lvlText w:val="%1."/>
+      <w:lvlJc w:val="left"/>
+      <w:pPr>
+        <w:ind w:left="720" w:hanging="360"/>
+      </w:pPr>
+    </w:lvl>
+    <w:lvl w:ilvl="1" w:tplc="04090019" w:tentative="1">
+      <w:start w:val="1"/>
+      <w:numFmt w:val="lowerLetter"/>
+      <w:lvlText w:val="%2."/>
+      <w:lvlJc w:val="left"/>
+      <w:pPr>
+        <w:ind w:left="1440" w:hanging="360"/>
+      </w:pPr>
+    </w:lvl>
+    <w:lvl w:ilvl="2" w:tplc="0409001B" w:tentative="1">
+      <w:start w:val="1"/>
+      <w:numFmt w:val="lowerRoman"/>
+      <w:lvlText w:val="%3."/>
+      <w:lvlJc w:val="right"/>
+      <w:pPr>
+        <w:ind w:left="2160" w:hanging="180"/>
+      </w:pPr>
+    </w:lvl>
+    <w:lvl w:ilvl="3" w:tplc="0409000F" w:tentative="1">
+      <w:start w:val="1"/>
+      <w:numFmt w:val="decimal"/>
+      <w:lvlText w:val="%4."/>
+      <w:lvlJc w:val="left"/>
+      <w:pPr>
+        <w:ind w:left="2880" w:hanging="360"/>
+      </w:pPr>
+    </w:lvl>
+    <w:lvl w:ilvl="4" w:tplc="04090019" w:tentative="1">
+      <w:start w:val="1"/>
+      <w:numFmt w:val="lowerLetter"/>
+      <w:lvlText w:val="%5."/>
+      <w:lvlJc w:val="left"/>
+      <w:pPr>
+        <w:ind w:left="3600" w:hanging="360"/>
+      </w:pPr>
+    </w:lvl>
+    <w:lvl w:ilvl="5" w:tplc="0409001B" w:tentative="1">
+      <w:start w:val="1"/>
+      <w:numFmt w:val="lowerRoman"/>
+      <w:lvlText w:val="%6."/>
+      <w:lvlJc w:val="right"/>
+      <w:pPr>
+        <w:ind w:left="4320" w:hanging="180"/>
+      </w:pPr>
+    </w:lvl>
+    <w:lvl w:ilvl="6" w:tplc="0409000F" w:tentative="1">
+      <w:start w:val="1"/>
+      <w:numFmt w:val="decimal"/>
+      <w:lvlText w:val="%7."/>
+      <w:lvlJc w:val="left"/>
+      <w:pPr>
+        <w:ind w:left="5040" w:hanging="360"/>
+      </w:pPr>
+    </w:lvl>
+    <w:lvl w:ilvl="7" w:tplc="04090019" w:tentative="1">
+      <w:start w:val="1"/>
+      <w:numFmt w:val="lowerLetter"/>
+      <w:lvlText w:val="%8."/>
+      <w:lvlJc w:val="left"/>
+      <w:pPr>
+        <w:ind w:left="5760" w:hanging="360"/>
+      </w:pPr>
+    </w:lvl>
+    <w:lvl w:ilvl="8" w:tplc="0409001B" w:tentative="1">
+      <w:start w:val="1"/>
+      <w:numFmt w:val="lowerRoman"/>
+      <w:lvlText w:val="%9."/>
+      <w:lvlJc w:val="right"/>
+      <w:pPr>
+        <w:ind w:left="6480" w:hanging="180"/>
+      </w:pPr>
+    </w:lvl>
+  </w:abstractNum>
+  <w:abstractNum w:abstractNumId="2" w15:restartNumberingAfterBreak="0">
+    <w:nsid w:val="106F1463"/>
+    <w:multiLevelType w:val="hybridMultilevel"/>
+    <w:tmpl w:val="9F340782"/>
+    <w:lvl w:ilvl="0" w:tplc="0409000F">
+      <w:start w:val="1"/>
+      <w:numFmt w:val="decimal"/>
+      <w:lvlText w:val="%1."/>
+      <w:lvlJc w:val="left"/>
+      <w:pPr>
+        <w:ind w:left="360" w:hanging="360"/>
+      </w:pPr>
+    </w:lvl>
+    <w:lvl w:ilvl="1" w:tplc="04090019" w:tentative="1">
+      <w:start w:val="1"/>
+      <w:numFmt w:val="lowerLetter"/>
+      <w:lvlText w:val="%2."/>
+      <w:lvlJc w:val="left"/>
+      <w:pPr>
+        <w:ind w:left="1080" w:hanging="360"/>
+      </w:pPr>
+    </w:lvl>
+    <w:lvl w:ilvl="2" w:tplc="0409001B" w:tentative="1">
+      <w:start w:val="1"/>
+      <w:numFmt w:val="lowerRoman"/>
+      <w:lvlText w:val="%3."/>
+      <w:lvlJc w:val="right"/>
+      <w:pPr>
+        <w:ind w:left="1800" w:hanging="180"/>
+      </w:pPr>
+    </w:lvl>
+    <w:lvl w:ilvl="3" w:tplc="0409000F" w:tentative="1">
+      <w:start w:val="1"/>
+      <w:numFmt w:val="decimal"/>
+      <w:lvlText w:val="%4."/>
+      <w:lvlJc w:val="left"/>
+      <w:pPr>
+        <w:ind w:left="2520" w:hanging="360"/>
+      </w:pPr>
+    </w:lvl>
+    <w:lvl w:ilvl="4" w:tplc="04090019" w:tentative="1">
+      <w:start w:val="1"/>
+      <w:numFmt w:val="lowerLetter"/>
+      <w:lvlText w:val="%5."/>
+      <w:lvlJc w:val="left"/>
+      <w:pPr>
+        <w:ind w:left="3240" w:hanging="360"/>
+      </w:pPr>
+    </w:lvl>
+    <w:lvl w:ilvl="5" w:tplc="0409001B" w:tentative="1">
+      <w:start w:val="1"/>
+      <w:numFmt w:val="lowerRoman"/>
+      <w:lvlText w:val="%6."/>
+      <w:lvlJc w:val="right"/>
+      <w:pPr>
+        <w:ind w:left="3960" w:hanging="180"/>
+      </w:pPr>
+    </w:lvl>
+    <w:lvl w:ilvl="6" w:tplc="0409000F" w:tentative="1">
+      <w:start w:val="1"/>
+      <w:numFmt w:val="decimal"/>
+      <w:lvlText w:val="%7."/>
+      <w:lvlJc w:val="left"/>
+      <w:pPr>
+        <w:ind w:left="4680" w:hanging="360"/>
+      </w:pPr>
+    </w:lvl>
+    <w:lvl w:ilvl="7" w:tplc="04090019" w:tentative="1">
+      <w:start w:val="1"/>
+      <w:numFmt w:val="lowerLetter"/>
+      <w:lvlText w:val="%8."/>
+      <w:lvlJc w:val="left"/>
+      <w:pPr>
+        <w:ind w:left="5400" w:hanging="360"/>
+      </w:pPr>
+    </w:lvl>
+    <w:lvl w:ilvl="8" w:tplc="0409001B" w:tentative="1">
+      <w:start w:val="1"/>
+      <w:numFmt w:val="lowerRoman"/>
+      <w:lvlText w:val="%9."/>
+      <w:lvlJc w:val="right"/>
+      <w:pPr>
+        <w:ind w:left="6120" w:hanging="180"/>
+      </w:pPr>
+    </w:lvl>
+  </w:abstractNum>
+  <w:abstractNum w:abstractNumId="3" w15:restartNumberingAfterBreak="0">
+    <w:nsid w:val="2B1F7165"/>
+    <w:multiLevelType w:val="multilevel"/>
+    <w:tmpl w:val="155EFECA"/>
+    <w:lvl w:ilvl="0">
+      <w:start w:val="1"/>
+      <w:numFmt w:val="bullet"/>
+      <w:lvlText w:val=""/>
+      <w:lvlJc w:val="left"/>
+      <w:pPr>
+        <w:tabs>
+          <w:tab w:val="num" w:pos="720"/>
+        </w:tabs>
+        <w:ind w:left="720" w:hanging="360"/>
+      </w:pPr>
+      <w:rPr>
+        <w:rFonts w:ascii="Symbol" w:hAnsi="Symbol" w:hint="default"/>
+        <w:sz w:val="20"/>
+      </w:rPr>
+    </w:lvl>
+    <w:lvl w:ilvl="1" w:tentative="1">
+      <w:start w:val="1"/>
+      <w:numFmt w:val="bullet"/>
+      <w:lvlText w:val="o"/>
+      <w:lvlJc w:val="left"/>
+      <w:pPr>
+        <w:tabs>
+          <w:tab w:val="num" w:pos="1440"/>
+        </w:tabs>
+        <w:ind w:left="1440" w:hanging="360"/>
+      </w:pPr>
+      <w:rPr>
+        <w:rFonts w:ascii="Courier New" w:hAnsi="Courier New" w:hint="default"/>
+        <w:sz w:val="20"/>
+      </w:rPr>
+    </w:lvl>
+    <w:lvl w:ilvl="2" w:tentative="1">
+      <w:start w:val="1"/>
+      <w:numFmt w:val="bullet"/>
+      <w:lvlText w:val=""/>
+      <w:lvlJc w:val="left"/>
+      <w:pPr>
+        <w:tabs>
+          <w:tab w:val="num" w:pos="2160"/>
+        </w:tabs>
+        <w:ind w:left="2160" w:hanging="360"/>
+      </w:pPr>
+      <w:rPr>
+        <w:rFonts w:ascii="Wingdings" w:hAnsi="Wingdings" w:hint="default"/>
+        <w:sz w:val="20"/>
+      </w:rPr>
+    </w:lvl>
+    <w:lvl w:ilvl="3" w:tentative="1">
+      <w:start w:val="1"/>
+      <w:numFmt w:val="bullet"/>
+      <w:lvlText w:val=""/>
+      <w:lvlJc w:val="left"/>
+      <w:pPr>
+        <w:tabs>
+          <w:tab w:val="num" w:pos="2880"/>
+        </w:tabs>
+        <w:ind w:left="2880" w:hanging="360"/>
+      </w:pPr>
+      <w:rPr>
+        <w:rFonts w:ascii="Wingdings" w:hAnsi="Wingdings" w:hint="default"/>
+        <w:sz w:val="20"/>
+      </w:rPr>
+    </w:lvl>
+    <w:lvl w:ilvl="4" w:tentative="1">
+      <w:start w:val="1"/>
+      <w:numFmt w:val="bullet"/>
+      <w:lvlText w:val=""/>
+      <w:lvlJc w:val="left"/>
+      <w:pPr>
+        <w:tabs>
+          <w:tab w:val="num" w:pos="3600"/>
+        </w:tabs>
+        <w:ind w:left="3600" w:hanging="360"/>
+      </w:pPr>
+      <w:rPr>
+        <w:rFonts w:ascii="Wingdings" w:hAnsi="Wingdings" w:hint="default"/>
+        <w:sz w:val="20"/>
+      </w:rPr>
+    </w:lvl>
+    <w:lvl w:ilvl="5" w:tentative="1">
+      <w:start w:val="1"/>
+      <w:numFmt w:val="bullet"/>
+      <w:lvlText w:val=""/>
+      <w:lvlJc w:val="left"/>
+      <w:pPr>
+        <w:tabs>
+          <w:tab w:val="num" w:pos="4320"/>
+        </w:tabs>
+        <w:ind w:left="4320" w:hanging="360"/>
+      </w:pPr>
+      <w:rPr>
+        <w:rFonts w:ascii="Wingdings" w:hAnsi="Wingdings" w:hint="default"/>
+        <w:sz w:val="20"/>
+      </w:rPr>
+    </w:lvl>
+    <w:lvl w:ilvl="6" w:tentative="1">
+      <w:start w:val="1"/>
+      <w:numFmt w:val="bullet"/>
+      <w:lvlText w:val=""/>
+      <w:lvlJc w:val="left"/>
+      <w:pPr>
+        <w:tabs>
+          <w:tab w:val="num" w:pos="5040"/>
+        </w:tabs>
+        <w:ind w:left="5040" w:hanging="360"/>
+      </w:pPr>
+      <w:rPr>
+        <w:rFonts w:ascii="Wingdings" w:hAnsi="Wingdings" w:hint="default"/>
+        <w:sz w:val="20"/>
+      </w:rPr>
+    </w:lvl>
+    <w:lvl w:ilvl="7" w:tentative="1">
+      <w:start w:val="1"/>
+      <w:numFmt w:val="bullet"/>
+      <w:lvlText w:val=""/>
+      <w:lvlJc w:val="left"/>
+      <w:pPr>
+        <w:tabs>
+          <w:tab w:val="num" w:pos="5760"/>
+        </w:tabs>
+        <w:ind w:left="5760" w:hanging="360"/>
+      </w:pPr>
+      <w:rPr>
+        <w:rFonts w:ascii="Wingdings" w:hAnsi="Wingdings" w:hint="default"/>
+        <w:sz w:val="20"/>
+      </w:rPr>
+    </w:lvl>
+    <w:lvl w:ilvl="8" w:tentative="1">
+      <w:start w:val="1"/>
+      <w:numFmt w:val="bullet"/>
+      <w:lvlText w:val=""/>
+      <w:lvlJc w:val="left"/>
+      <w:pPr>
+        <w:tabs>
+          <w:tab w:val="num" w:pos="6480"/>
+        </w:tabs>
+        <w:ind w:left="6480" w:hanging="360"/>
+      </w:pPr>
+      <w:rPr>
+        <w:rFonts w:ascii="Wingdings" w:hAnsi="Wingdings" w:hint="default"/>
+        <w:sz w:val="20"/>
+      </w:rPr>
+    </w:lvl>
+  </w:abstractNum>
+  <w:abstractNum w:abstractNumId="4" w15:restartNumberingAfterBreak="0">
+    <w:nsid w:val="4270083A"/>
+    <w:multiLevelType w:val="multilevel"/>
+    <w:tmpl w:val="8098C36E"/>
+    <w:lvl w:ilvl="0">
+      <w:start w:val="1"/>
+      <w:numFmt w:val="decimal"/>
+      <w:lvlText w:val="%1."/>
+      <w:lvlJc w:val="left"/>
+      <w:pPr>
+        <w:tabs>
+          <w:tab w:val="num" w:pos="720"/>
+        </w:tabs>
+        <w:ind w:left="720" w:hanging="360"/>
+      </w:pPr>
+    </w:lvl>
+    <w:lvl w:ilvl="1" w:tentative="1">
+      <w:start w:val="1"/>
+      <w:numFmt w:val="decimal"/>
+      <w:lvlText w:val="%2."/>
+      <w:lvlJc w:val="left"/>
+      <w:pPr>
+        <w:tabs>
+          <w:tab w:val="num" w:pos="1440"/>
+        </w:tabs>
+        <w:ind w:left="1440" w:hanging="360"/>
+      </w:pPr>
+    </w:lvl>
+    <w:lvl w:ilvl="2" w:tentative="1">
+      <w:start w:val="1"/>
+      <w:numFmt w:val="decimal"/>
+      <w:lvlText w:val="%3."/>
+      <w:lvlJc w:val="left"/>
+      <w:pPr>
+        <w:tabs>
+          <w:tab w:val="num" w:pos="2160"/>
+        </w:tabs>
+        <w:ind w:left="2160" w:hanging="360"/>
+      </w:pPr>
+    </w:lvl>
+    <w:lvl w:ilvl="3" w:tentative="1">
+      <w:start w:val="1"/>
+      <w:numFmt w:val="decimal"/>
+      <w:lvlText w:val="%4."/>
+      <w:lvlJc w:val="left"/>
+      <w:pPr>
+        <w:tabs>
+          <w:tab w:val="num" w:pos="2880"/>
+        </w:tabs>
+        <w:ind w:left="2880" w:hanging="360"/>
+      </w:pPr>
+    </w:lvl>
+    <w:lvl w:ilvl="4" w:tentative="1">
+      <w:start w:val="1"/>
+      <w:numFmt w:val="decimal"/>
+      <w:lvlText w:val="%5."/>
+      <w:lvlJc w:val="left"/>
+      <w:pPr>
+        <w:tabs>
+          <w:tab w:val="num" w:pos="3600"/>
+        </w:tabs>
+        <w:ind w:left="3600" w:hanging="360"/>
+      </w:pPr>
+    </w:lvl>
+    <w:lvl w:ilvl="5" w:tentative="1">
+      <w:start w:val="1"/>
+      <w:numFmt w:val="decimal"/>
+      <w:lvlText w:val="%6."/>
+      <w:lvlJc w:val="left"/>
+      <w:pPr>
+        <w:tabs>
+          <w:tab w:val="num" w:pos="4320"/>
+        </w:tabs>
+        <w:ind w:left="4320" w:hanging="360"/>
+      </w:pPr>
+    </w:lvl>
+    <w:lvl w:ilvl="6" w:tentative="1">
+      <w:start w:val="1"/>
+      <w:numFmt w:val="decimal"/>
+      <w:lvlText w:val="%7."/>
+      <w:lvlJc w:val="left"/>
+      <w:pPr>
+        <w:tabs>
+          <w:tab w:val="num" w:pos="5040"/>
+        </w:tabs>
+        <w:ind w:left="5040" w:hanging="360"/>
+      </w:pPr>
+    </w:lvl>
+    <w:lvl w:ilvl="7" w:tentative="1">
+      <w:start w:val="1"/>
+      <w:numFmt w:val="decimal"/>
+      <w:lvlText w:val="%8."/>
+      <w:lvlJc w:val="left"/>
+      <w:pPr>
+        <w:tabs>
+          <w:tab w:val="num" w:pos="5760"/>
+        </w:tabs>
+        <w:ind w:left="5760" w:hanging="360"/>
+      </w:pPr>
+    </w:lvl>
+    <w:lvl w:ilvl="8" w:tentative="1">
+      <w:start w:val="1"/>
+      <w:numFmt w:val="decimal"/>
+      <w:lvlText w:val="%9."/>
+      <w:lvlJc w:val="left"/>
+      <w:pPr>
+        <w:tabs>
+          <w:tab w:val="num" w:pos="6480"/>
+        </w:tabs>
+        <w:ind w:left="6480" w:hanging="360"/>
+      </w:pPr>
+    </w:lvl>
+  </w:abstractNum>
+  <w:abstractNum w:abstractNumId="5" w15:restartNumberingAfterBreak="0">
+    <w:nsid w:val="47F8407E"/>
+    <w:multiLevelType w:val="hybridMultilevel"/>
+    <w:tmpl w:val="64E08288"/>
+    <w:lvl w:ilvl="0" w:tplc="0409000F">
+      <w:start w:val="1"/>
+      <w:numFmt w:val="decimal"/>
+      <w:lvlText w:val="%1."/>
+      <w:lvlJc w:val="left"/>
+      <w:pPr>
+        <w:ind w:left="720" w:hanging="360"/>
+      </w:pPr>
+    </w:lvl>
+    <w:lvl w:ilvl="1" w:tplc="04090019">
+      <w:start w:val="1"/>
+      <w:numFmt w:val="lowerLetter"/>
+      <w:lvlText w:val="%2."/>
+      <w:lvlJc w:val="left"/>
+      <w:pPr>
+        <w:ind w:left="1440" w:hanging="360"/>
+      </w:pPr>
+    </w:lvl>
+    <w:lvl w:ilvl="2" w:tplc="0409001B" w:tentative="1">
+      <w:start w:val="1"/>
+      <w:numFmt w:val="lowerRoman"/>
+      <w:lvlText w:val="%3."/>
+      <w:lvlJc w:val="right"/>
+      <w:pPr>
+        <w:ind w:left="2160" w:hanging="180"/>
+      </w:pPr>
+    </w:lvl>
+    <w:lvl w:ilvl="3" w:tplc="0409000F" w:tentative="1">
+      <w:start w:val="1"/>
+      <w:numFmt w:val="decimal"/>
+      <w:lvlText w:val="%4."/>
+      <w:lvlJc w:val="left"/>
+      <w:pPr>
+        <w:ind w:left="2880" w:hanging="360"/>
+      </w:pPr>
+    </w:lvl>
+    <w:lvl w:ilvl="4" w:tplc="04090019" w:tentative="1">
+      <w:start w:val="1"/>
+      <w:numFmt w:val="lowerLetter"/>
+      <w:lvlText w:val="%5."/>
+      <w:lvlJc w:val="left"/>
+      <w:pPr>
+        <w:ind w:left="3600" w:hanging="360"/>
+      </w:pPr>
+    </w:lvl>
+    <w:lvl w:ilvl="5" w:tplc="0409001B" w:tentative="1">
+      <w:start w:val="1"/>
+      <w:numFmt w:val="lowerRoman"/>
+      <w:lvlText w:val="%6."/>
+      <w:lvlJc w:val="right"/>
+      <w:pPr>
+        <w:ind w:left="4320" w:hanging="180"/>
+      </w:pPr>
+    </w:lvl>
+    <w:lvl w:ilvl="6" w:tplc="0409000F" w:tentative="1">
+      <w:start w:val="1"/>
+      <w:numFmt w:val="decimal"/>
+      <w:lvlText w:val="%7."/>
+      <w:lvlJc w:val="left"/>
+      <w:pPr>
+        <w:ind w:left="5040" w:hanging="360"/>
+      </w:pPr>
+    </w:lvl>
+    <w:lvl w:ilvl="7" w:tplc="04090019" w:tentative="1">
+      <w:start w:val="1"/>
+      <w:numFmt w:val="lowerLetter"/>
+      <w:lvlText w:val="%8."/>
+      <w:lvlJc w:val="left"/>
+      <w:pPr>
+        <w:ind w:left="5760" w:hanging="360"/>
+      </w:pPr>
+    </w:lvl>
+    <w:lvl w:ilvl="8" w:tplc="0409001B" w:tentative="1">
+      <w:start w:val="1"/>
+      <w:numFmt w:val="lowerRoman"/>
+      <w:lvlText w:val="%9."/>
+      <w:lvlJc w:val="right"/>
+      <w:pPr>
+        <w:ind w:left="6480" w:hanging="180"/>
+      </w:pPr>
+    </w:lvl>
+  </w:abstractNum>
+  <w:abstractNum w:abstractNumId="6" w15:restartNumberingAfterBreak="0">
     <w:nsid w:val="636D29A5"/>
     <w:multiLevelType w:val="hybridMultilevel"/>
     <w:tmpl w:val="A58ED2F0"/>
@@ -357,7 +1580,7 @@
       </w:pPr>
     </w:lvl>
   </w:abstractNum>
-  <w:abstractNum w:abstractNumId="2" w15:restartNumberingAfterBreak="0">
+  <w:abstractNum w:abstractNumId="7" w15:restartNumberingAfterBreak="0">
     <w:nsid w:val="696D3A02"/>
     <w:multiLevelType w:val="hybridMultilevel"/>
     <w:tmpl w:val="331E6B74"/>
@@ -444,13 +1667,28 @@
     </w:lvl>
   </w:abstractNum>
   <w:num w:numId="1" w16cid:durableId="1022711095">
-    <w:abstractNumId w:val="1"/>
+    <w:abstractNumId w:val="6"/>
   </w:num>
   <w:num w:numId="2" w16cid:durableId="1862893265">
+    <w:abstractNumId w:val="7"/>
+  </w:num>
+  <w:num w:numId="3" w16cid:durableId="1553152085">
+    <w:abstractNumId w:val="5"/>
+  </w:num>
+  <w:num w:numId="4" w16cid:durableId="1531795552">
     <w:abstractNumId w:val="2"/>
   </w:num>
-  <w:num w:numId="3" w16cid:durableId="1553152085">
+  <w:num w:numId="5" w16cid:durableId="470287643">
     <w:abstractNumId w:val="0"/>
+  </w:num>
+  <w:num w:numId="6" w16cid:durableId="1943342291">
+    <w:abstractNumId w:val="4"/>
+  </w:num>
+  <w:num w:numId="7" w16cid:durableId="538202980">
+    <w:abstractNumId w:val="3"/>
+  </w:num>
+  <w:num w:numId="8" w16cid:durableId="87628764">
+    <w:abstractNumId w:val="1"/>
   </w:num>
 </w:numbering>
 </file>
@@ -1058,7 +2296,6 @@
   <w:style w:type="character" w:default="1" w:styleId="DefaultParagraphFont">
     <w:name w:val="Default Paragraph Font"/>
     <w:uiPriority w:val="1"/>
-    <w:semiHidden/>
     <w:unhideWhenUsed/>
   </w:style>
   <w:style w:type="table" w:default="1" w:styleId="TableNormal">
